--- a/Books/RPG_Books/ThePrincessAndTheMurderHobo/Notes_ThePrincessAndTheMurderHobo.docx
+++ b/Books/RPG_Books/ThePrincessAndTheMurderHobo/Notes_ThePrincessAndTheMurderHobo.docx
@@ -495,7 +495,7 @@
           <w:noProof/>
         </w:rPr>
         <w:pict>
-          <v:shape id="Picture 3" o:spid="_x0000_i1025" type="#_x0000_t75" style="width:23pt;height:9pt;visibility:visible;mso-wrap-style:square" o:bullet="t">
+          <v:shape id="Picture 3" o:spid="_x0000_i1025" type="#_x0000_t75" style="width:23.2pt;height:9.2pt;visibility:visible;mso-wrap-style:square" o:bullet="t">
             <v:imagedata r:id="rId9" o:title="MC900065312[1]"/>
           </v:shape>
         </w:pict>
@@ -601,15 +601,19 @@
         <w:t>Rare</w:t>
       </w:r>
     </w:p>
+    <w:p/>
     <w:p>
       <w:pPr>
+        <w:ind w:left="360"/>
+      </w:pPr>
+    </w:p>
+    <w:p>
+      <w:pPr>
         <w:pStyle w:val="H3"/>
       </w:pPr>
       <w:r>
-        <w:t>Characters</w:t>
-      </w:r>
-      <w:r>
-        <w:t xml:space="preserve"> - </w:t>
+        <w:lastRenderedPageBreak/>
+        <w:t xml:space="preserve">Characters - </w:t>
       </w:r>
       <w:r>
         <w:t>Marauders</w:t>
@@ -675,13 +679,7 @@
               </w:numPr>
             </w:pPr>
             <w:r>
-              <w:t xml:space="preserve">E-2 </w:t>
-            </w:r>
-            <w:r>
-              <w:t>(Age 57)</w:t>
-            </w:r>
-            <w:r>
-              <w:t xml:space="preserve"> E-2</w:t>
+              <w:t>E-2 (Age 57)</w:t>
             </w:r>
           </w:p>
           <w:p>
@@ -704,15 +702,11 @@
           </w:p>
           <w:p>
             <w:r>
-              <w:t>Translation</w:t>
-            </w:r>
-            <w:r>
-              <w:t xml:space="preserve"> – All languages to the Galactic Council</w:t>
-            </w:r>
-          </w:p>
-          <w:p>
-            <w:r>
-              <w:lastRenderedPageBreak/>
+              <w:t>Translation – All languages to the Galactic Council</w:t>
+            </w:r>
+          </w:p>
+          <w:p>
+            <w:r>
               <w:t>Identifications</w:t>
             </w:r>
           </w:p>
@@ -722,8 +716,6 @@
               <w:t>Info Pad</w:t>
             </w:r>
           </w:p>
-          <w:p/>
-          <w:p/>
         </w:tc>
         <w:tc>
           <w:tcPr>
@@ -732,7 +724,6 @@
           </w:tcPr>
           <w:p>
             <w:r>
-              <w:lastRenderedPageBreak/>
               <w:t xml:space="preserve">Team </w:t>
             </w:r>
             <w:r>
@@ -748,7 +739,6 @@
           </w:tcPr>
           <w:p>
             <w:r>
-              <w:lastRenderedPageBreak/>
               <w:t>F</w:t>
             </w:r>
           </w:p>
@@ -779,19 +769,7 @@
           </w:tcPr>
           <w:p>
             <w:r>
-              <w:t>C</w:t>
-            </w:r>
-            <w:r>
-              <w:t xml:space="preserve">-Rank (Age </w:t>
-            </w:r>
-            <w:r>
-              <w:t>8</w:t>
-            </w:r>
-            <w:r>
-              <w:t xml:space="preserve">5) </w:t>
-            </w:r>
-            <w:r>
-              <w:t xml:space="preserve"> 87 strength</w:t>
+              <w:t>C-Rank (Age 85)  87 strength</w:t>
             </w:r>
           </w:p>
         </w:tc>
@@ -854,10 +832,7 @@
           </w:tcPr>
           <w:p>
             <w:r>
-              <w:t>C</w:t>
-            </w:r>
-            <w:r>
-              <w:t>-Rank</w:t>
+              <w:t>C-Rank</w:t>
             </w:r>
           </w:p>
         </w:tc>
@@ -885,9 +860,11 @@
             <w:tcW w:w="1986" w:type="dxa"/>
           </w:tcPr>
           <w:p>
-            <w:r>
-              <w:t>Gerri</w:t>
-            </w:r>
+            <w:proofErr w:type="spellStart"/>
+            <w:r>
+              <w:t>Hulda</w:t>
+            </w:r>
+            <w:proofErr w:type="spellEnd"/>
           </w:p>
         </w:tc>
         <w:tc>
@@ -917,10 +894,7 @@
               </w:rPr>
             </w:pPr>
             <w:r>
-              <w:t>C</w:t>
-            </w:r>
-            <w:r>
-              <w:t>-Rank  Melee fighter</w:t>
+              <w:t>C-Rank  Melee fighter</w:t>
             </w:r>
           </w:p>
         </w:tc>
@@ -969,10 +943,7 @@
           </w:tcPr>
           <w:p>
             <w:r>
-              <w:t>C</w:t>
-            </w:r>
-            <w:r>
-              <w:t>-Rank Fire wizard</w:t>
+              <w:t>C-Rank Fire wizard</w:t>
             </w:r>
           </w:p>
         </w:tc>
@@ -1039,10 +1010,7 @@
               </w:rPr>
             </w:pPr>
             <w:r>
-              <w:t>C</w:t>
-            </w:r>
-            <w:r>
-              <w:t>-Rank Ranger</w:t>
+              <w:t>C-Rank Ranger</w:t>
             </w:r>
           </w:p>
         </w:tc>
@@ -1060,6 +1028,276 @@
         <w:pStyle w:val="H3"/>
       </w:pPr>
       <w:r>
+        <w:t>Secondary Adventure group – Peris (Training World)</w:t>
+      </w:r>
+    </w:p>
+    <w:tbl>
+      <w:tblPr>
+        <w:tblStyle w:val="TableGrid"/>
+        <w:tblW w:w="0" w:type="auto"/>
+        <w:tblLook w:val="04A0"/>
+      </w:tblPr>
+      <w:tblGrid>
+        <w:gridCol w:w="390"/>
+        <w:gridCol w:w="2270"/>
+        <w:gridCol w:w="1984"/>
+        <w:gridCol w:w="5535"/>
+        <w:gridCol w:w="1557"/>
+      </w:tblGrid>
+      <w:tr>
+        <w:tc>
+          <w:tcPr>
+            <w:tcW w:w="390" w:type="dxa"/>
+          </w:tcPr>
+          <w:p/>
+        </w:tc>
+        <w:tc>
+          <w:tcPr>
+            <w:tcW w:w="2270" w:type="dxa"/>
+          </w:tcPr>
+          <w:p>
+            <w:r>
+              <w:t>Daris  (F)</w:t>
+            </w:r>
+          </w:p>
+        </w:tc>
+        <w:tc>
+          <w:tcPr>
+            <w:tcW w:w="1984" w:type="dxa"/>
+          </w:tcPr>
+          <w:p>
+            <w:r>
+              <w:t>286, instructor</w:t>
+            </w:r>
+          </w:p>
+        </w:tc>
+        <w:tc>
+          <w:tcPr>
+            <w:tcW w:w="5535" w:type="dxa"/>
+          </w:tcPr>
+          <w:p/>
+        </w:tc>
+        <w:tc>
+          <w:tcPr>
+            <w:tcW w:w="1557" w:type="dxa"/>
+          </w:tcPr>
+          <w:p/>
+        </w:tc>
+      </w:tr>
+      <w:tr>
+        <w:tc>
+          <w:tcPr>
+            <w:tcW w:w="390" w:type="dxa"/>
+          </w:tcPr>
+          <w:p/>
+        </w:tc>
+        <w:tc>
+          <w:tcPr>
+            <w:tcW w:w="2270" w:type="dxa"/>
+          </w:tcPr>
+          <w:p/>
+        </w:tc>
+        <w:tc>
+          <w:tcPr>
+            <w:tcW w:w="1984" w:type="dxa"/>
+          </w:tcPr>
+          <w:p/>
+        </w:tc>
+        <w:tc>
+          <w:tcPr>
+            <w:tcW w:w="5535" w:type="dxa"/>
+          </w:tcPr>
+          <w:p/>
+        </w:tc>
+        <w:tc>
+          <w:tcPr>
+            <w:tcW w:w="1557" w:type="dxa"/>
+          </w:tcPr>
+          <w:p/>
+        </w:tc>
+      </w:tr>
+      <w:tr>
+        <w:tc>
+          <w:tcPr>
+            <w:tcW w:w="390" w:type="dxa"/>
+          </w:tcPr>
+          <w:p/>
+        </w:tc>
+        <w:tc>
+          <w:tcPr>
+            <w:tcW w:w="2270" w:type="dxa"/>
+          </w:tcPr>
+          <w:p>
+            <w:r>
+              <w:t>Gunner Thompson (M)</w:t>
+            </w:r>
+          </w:p>
+        </w:tc>
+        <w:tc>
+          <w:tcPr>
+            <w:tcW w:w="1984" w:type="dxa"/>
+          </w:tcPr>
+          <w:p>
+            <w:r>
+              <w:t>34, navy seal</w:t>
+            </w:r>
+          </w:p>
+        </w:tc>
+        <w:tc>
+          <w:tcPr>
+            <w:tcW w:w="5535" w:type="dxa"/>
+          </w:tcPr>
+          <w:p/>
+        </w:tc>
+        <w:tc>
+          <w:tcPr>
+            <w:tcW w:w="1557" w:type="dxa"/>
+          </w:tcPr>
+          <w:p/>
+        </w:tc>
+      </w:tr>
+      <w:tr>
+        <w:tc>
+          <w:tcPr>
+            <w:tcW w:w="390" w:type="dxa"/>
+          </w:tcPr>
+          <w:p/>
+        </w:tc>
+        <w:tc>
+          <w:tcPr>
+            <w:tcW w:w="2270" w:type="dxa"/>
+          </w:tcPr>
+          <w:p>
+            <w:r>
+              <w:t>Quan Li (F)</w:t>
+            </w:r>
+          </w:p>
+        </w:tc>
+        <w:tc>
+          <w:tcPr>
+            <w:tcW w:w="1984" w:type="dxa"/>
+          </w:tcPr>
+          <w:p>
+            <w:r>
+              <w:t>32, secret service</w:t>
+            </w:r>
+          </w:p>
+        </w:tc>
+        <w:tc>
+          <w:tcPr>
+            <w:tcW w:w="5535" w:type="dxa"/>
+          </w:tcPr>
+          <w:p/>
+        </w:tc>
+        <w:tc>
+          <w:tcPr>
+            <w:tcW w:w="1557" w:type="dxa"/>
+          </w:tcPr>
+          <w:p/>
+        </w:tc>
+      </w:tr>
+      <w:tr>
+        <w:tc>
+          <w:tcPr>
+            <w:tcW w:w="390" w:type="dxa"/>
+          </w:tcPr>
+          <w:p/>
+        </w:tc>
+        <w:tc>
+          <w:tcPr>
+            <w:tcW w:w="2270" w:type="dxa"/>
+          </w:tcPr>
+          <w:p>
+            <w:r>
+              <w:t>Kenny Wilson (M)</w:t>
+            </w:r>
+          </w:p>
+        </w:tc>
+        <w:tc>
+          <w:tcPr>
+            <w:tcW w:w="1984" w:type="dxa"/>
+          </w:tcPr>
+          <w:p>
+            <w:r>
+              <w:t>36, karate expert, manly and climbed Mount Everest</w:t>
+            </w:r>
+          </w:p>
+        </w:tc>
+        <w:tc>
+          <w:tcPr>
+            <w:tcW w:w="5535" w:type="dxa"/>
+          </w:tcPr>
+          <w:p>
+            <w:r>
+              <w:t>Likes magic</w:t>
+            </w:r>
+          </w:p>
+        </w:tc>
+        <w:tc>
+          <w:tcPr>
+            <w:tcW w:w="1557" w:type="dxa"/>
+          </w:tcPr>
+          <w:p/>
+        </w:tc>
+      </w:tr>
+      <w:tr>
+        <w:tc>
+          <w:tcPr>
+            <w:tcW w:w="390" w:type="dxa"/>
+          </w:tcPr>
+          <w:p/>
+        </w:tc>
+        <w:tc>
+          <w:tcPr>
+            <w:tcW w:w="2270" w:type="dxa"/>
+          </w:tcPr>
+          <w:p>
+            <w:r>
+              <w:t>Julia Summers (F)</w:t>
+            </w:r>
+          </w:p>
+        </w:tc>
+        <w:tc>
+          <w:tcPr>
+            <w:tcW w:w="1984" w:type="dxa"/>
+          </w:tcPr>
+          <w:p>
+            <w:r>
+              <w:t>35, cop and a fitness fanatic</w:t>
+            </w:r>
+          </w:p>
+        </w:tc>
+        <w:tc>
+          <w:tcPr>
+            <w:tcW w:w="5535" w:type="dxa"/>
+          </w:tcPr>
+          <w:p/>
+        </w:tc>
+        <w:tc>
+          <w:tcPr>
+            <w:tcW w:w="1557" w:type="dxa"/>
+          </w:tcPr>
+          <w:p/>
+        </w:tc>
+      </w:tr>
+    </w:tbl>
+    <w:p>
+      <w:pPr>
+        <w:ind w:left="360"/>
+      </w:pPr>
+    </w:p>
+    <w:p>
+      <w:r>
+        <w:lastRenderedPageBreak/>
+        <w:br w:type="page"/>
+      </w:r>
+    </w:p>
+    <w:p>
+      <w:pPr>
+        <w:pStyle w:val="H3"/>
+      </w:pPr>
+      <w:r>
+        <w:lastRenderedPageBreak/>
         <w:t>Regular-Items</w:t>
       </w:r>
     </w:p>
@@ -1468,7 +1706,11 @@
             <w:tcW w:w="3794" w:type="dxa"/>
             <w:shd w:val="clear" w:color="auto" w:fill="C6D9F1" w:themeFill="text2" w:themeFillTint="33"/>
           </w:tcPr>
-          <w:p/>
+          <w:p>
+            <w:r>
+              <w:t>Earth</w:t>
+            </w:r>
+          </w:p>
         </w:tc>
         <w:tc>
           <w:tcPr>
@@ -1497,7 +1739,11 @@
           <w:tcPr>
             <w:tcW w:w="3794" w:type="dxa"/>
           </w:tcPr>
-          <w:p/>
+          <w:p>
+            <w:r>
+              <w:t>London, England</w:t>
+            </w:r>
+          </w:p>
         </w:tc>
         <w:tc>
           <w:tcPr>
@@ -1523,7 +1769,13 @@
           <w:tcPr>
             <w:tcW w:w="3794" w:type="dxa"/>
           </w:tcPr>
-          <w:p/>
+          <w:p>
+            <w:proofErr w:type="spellStart"/>
+            <w:r>
+              <w:t>Austrailia</w:t>
+            </w:r>
+            <w:proofErr w:type="spellEnd"/>
+          </w:p>
         </w:tc>
         <w:tc>
           <w:tcPr>
@@ -1585,7 +1837,11 @@
           </w:tcPr>
           <w:p>
             <w:r>
-              <w:t>Doloran Academy for anomaly management</w:t>
+              <w:lastRenderedPageBreak/>
+              <w:t xml:space="preserve">Istima </w:t>
+            </w:r>
+            <w:r>
+              <w:t xml:space="preserve"> Academy for anomaly management</w:t>
             </w:r>
           </w:p>
         </w:tc>
@@ -1825,271 +2081,18 @@
         </w:tc>
       </w:tr>
     </w:tbl>
-    <w:p/>
-    <w:p/>
-    <w:p/>
     <w:p>
       <w:pPr>
         <w:pStyle w:val="H3"/>
       </w:pPr>
+      <w:proofErr w:type="spellStart"/>
+      <w:proofErr w:type="gramStart"/>
       <w:r>
-        <w:lastRenderedPageBreak/>
-        <w:t>Secondary Adventure group – Peris (Training World)</w:t>
+        <w:t>vvvv</w:t>
       </w:r>
+      <w:proofErr w:type="spellEnd"/>
+      <w:proofErr w:type="gramEnd"/>
     </w:p>
-    <w:tbl>
-      <w:tblPr>
-        <w:tblStyle w:val="TableGrid"/>
-        <w:tblW w:w="0" w:type="auto"/>
-        <w:tblLook w:val="04A0"/>
-      </w:tblPr>
-      <w:tblGrid>
-        <w:gridCol w:w="390"/>
-        <w:gridCol w:w="2270"/>
-        <w:gridCol w:w="1984"/>
-        <w:gridCol w:w="5535"/>
-        <w:gridCol w:w="1557"/>
-      </w:tblGrid>
-      <w:tr>
-        <w:tc>
-          <w:tcPr>
-            <w:tcW w:w="390" w:type="dxa"/>
-          </w:tcPr>
-          <w:p/>
-        </w:tc>
-        <w:tc>
-          <w:tcPr>
-            <w:tcW w:w="2270" w:type="dxa"/>
-          </w:tcPr>
-          <w:p>
-            <w:r>
-              <w:t>Daris  (F)</w:t>
-            </w:r>
-          </w:p>
-        </w:tc>
-        <w:tc>
-          <w:tcPr>
-            <w:tcW w:w="1984" w:type="dxa"/>
-          </w:tcPr>
-          <w:p>
-            <w:r>
-              <w:t>286, instructor</w:t>
-            </w:r>
-          </w:p>
-        </w:tc>
-        <w:tc>
-          <w:tcPr>
-            <w:tcW w:w="5535" w:type="dxa"/>
-          </w:tcPr>
-          <w:p/>
-        </w:tc>
-        <w:tc>
-          <w:tcPr>
-            <w:tcW w:w="1557" w:type="dxa"/>
-          </w:tcPr>
-          <w:p/>
-        </w:tc>
-      </w:tr>
-      <w:tr>
-        <w:tc>
-          <w:tcPr>
-            <w:tcW w:w="390" w:type="dxa"/>
-          </w:tcPr>
-          <w:p/>
-        </w:tc>
-        <w:tc>
-          <w:tcPr>
-            <w:tcW w:w="2270" w:type="dxa"/>
-          </w:tcPr>
-          <w:p/>
-        </w:tc>
-        <w:tc>
-          <w:tcPr>
-            <w:tcW w:w="1984" w:type="dxa"/>
-          </w:tcPr>
-          <w:p/>
-        </w:tc>
-        <w:tc>
-          <w:tcPr>
-            <w:tcW w:w="5535" w:type="dxa"/>
-          </w:tcPr>
-          <w:p/>
-        </w:tc>
-        <w:tc>
-          <w:tcPr>
-            <w:tcW w:w="1557" w:type="dxa"/>
-          </w:tcPr>
-          <w:p/>
-        </w:tc>
-      </w:tr>
-      <w:tr>
-        <w:tc>
-          <w:tcPr>
-            <w:tcW w:w="390" w:type="dxa"/>
-          </w:tcPr>
-          <w:p/>
-        </w:tc>
-        <w:tc>
-          <w:tcPr>
-            <w:tcW w:w="2270" w:type="dxa"/>
-          </w:tcPr>
-          <w:p>
-            <w:r>
-              <w:t>Gunner Thompson (M)</w:t>
-            </w:r>
-          </w:p>
-        </w:tc>
-        <w:tc>
-          <w:tcPr>
-            <w:tcW w:w="1984" w:type="dxa"/>
-          </w:tcPr>
-          <w:p>
-            <w:r>
-              <w:t>34, navy seal</w:t>
-            </w:r>
-          </w:p>
-        </w:tc>
-        <w:tc>
-          <w:tcPr>
-            <w:tcW w:w="5535" w:type="dxa"/>
-          </w:tcPr>
-          <w:p/>
-        </w:tc>
-        <w:tc>
-          <w:tcPr>
-            <w:tcW w:w="1557" w:type="dxa"/>
-          </w:tcPr>
-          <w:p/>
-        </w:tc>
-      </w:tr>
-      <w:tr>
-        <w:tc>
-          <w:tcPr>
-            <w:tcW w:w="390" w:type="dxa"/>
-          </w:tcPr>
-          <w:p/>
-        </w:tc>
-        <w:tc>
-          <w:tcPr>
-            <w:tcW w:w="2270" w:type="dxa"/>
-          </w:tcPr>
-          <w:p>
-            <w:r>
-              <w:t>Quan Li (F)</w:t>
-            </w:r>
-          </w:p>
-        </w:tc>
-        <w:tc>
-          <w:tcPr>
-            <w:tcW w:w="1984" w:type="dxa"/>
-          </w:tcPr>
-          <w:p>
-            <w:r>
-              <w:t>32, secret service</w:t>
-            </w:r>
-          </w:p>
-        </w:tc>
-        <w:tc>
-          <w:tcPr>
-            <w:tcW w:w="5535" w:type="dxa"/>
-          </w:tcPr>
-          <w:p/>
-        </w:tc>
-        <w:tc>
-          <w:tcPr>
-            <w:tcW w:w="1557" w:type="dxa"/>
-          </w:tcPr>
-          <w:p/>
-        </w:tc>
-      </w:tr>
-      <w:tr>
-        <w:tc>
-          <w:tcPr>
-            <w:tcW w:w="390" w:type="dxa"/>
-          </w:tcPr>
-          <w:p/>
-        </w:tc>
-        <w:tc>
-          <w:tcPr>
-            <w:tcW w:w="2270" w:type="dxa"/>
-          </w:tcPr>
-          <w:p>
-            <w:r>
-              <w:t>Kenny Wilson (M)</w:t>
-            </w:r>
-          </w:p>
-        </w:tc>
-        <w:tc>
-          <w:tcPr>
-            <w:tcW w:w="1984" w:type="dxa"/>
-          </w:tcPr>
-          <w:p>
-            <w:r>
-              <w:t>36, karate expert, manly and climbed Mount Everest</w:t>
-            </w:r>
-          </w:p>
-        </w:tc>
-        <w:tc>
-          <w:tcPr>
-            <w:tcW w:w="5535" w:type="dxa"/>
-          </w:tcPr>
-          <w:p>
-            <w:r>
-              <w:t>Likes magic</w:t>
-            </w:r>
-          </w:p>
-        </w:tc>
-        <w:tc>
-          <w:tcPr>
-            <w:tcW w:w="1557" w:type="dxa"/>
-          </w:tcPr>
-          <w:p/>
-        </w:tc>
-      </w:tr>
-      <w:tr>
-        <w:tc>
-          <w:tcPr>
-            <w:tcW w:w="390" w:type="dxa"/>
-          </w:tcPr>
-          <w:p/>
-        </w:tc>
-        <w:tc>
-          <w:tcPr>
-            <w:tcW w:w="2270" w:type="dxa"/>
-          </w:tcPr>
-          <w:p>
-            <w:r>
-              <w:t>Julia Summers (F)</w:t>
-            </w:r>
-          </w:p>
-        </w:tc>
-        <w:tc>
-          <w:tcPr>
-            <w:tcW w:w="1984" w:type="dxa"/>
-          </w:tcPr>
-          <w:p>
-            <w:r>
-              <w:t>35, cop and a fitness fanatic</w:t>
-            </w:r>
-          </w:p>
-        </w:tc>
-        <w:tc>
-          <w:tcPr>
-            <w:tcW w:w="5535" w:type="dxa"/>
-          </w:tcPr>
-          <w:p/>
-        </w:tc>
-        <w:tc>
-          <w:tcPr>
-            <w:tcW w:w="1557" w:type="dxa"/>
-          </w:tcPr>
-          <w:p/>
-        </w:tc>
-      </w:tr>
-    </w:tbl>
-    <w:p/>
-    <w:p/>
-    <w:p/>
     <w:tbl>
       <w:tblPr>
         <w:tblStyle w:val="TableGrid"/>
@@ -2582,6 +2585,7 @@
         <w:pStyle w:val="H3"/>
       </w:pPr>
       <w:r>
+        <w:lastRenderedPageBreak/>
         <w:t>Monsters</w:t>
       </w:r>
     </w:p>
@@ -3490,16 +3494,7 @@
                 <w:sz w:val="24"/>
                 <w:szCs w:val="24"/>
               </w:rPr>
-              <w:t xml:space="preserve">XP </w:t>
-            </w:r>
-            <w:r>
-              <w:rPr>
-                <w:rFonts w:cs="Calibri"/>
-                <w:sz w:val="24"/>
-                <w:szCs w:val="24"/>
-              </w:rPr>
-              <w:lastRenderedPageBreak/>
-              <w:t>required</w:t>
+              <w:t>XP required</w:t>
             </w:r>
           </w:p>
         </w:tc>
@@ -3521,7 +3516,6 @@
                 <w:sz w:val="24"/>
                 <w:szCs w:val="24"/>
               </w:rPr>
-              <w:lastRenderedPageBreak/>
               <w:t>100</w:t>
             </w:r>
           </w:p>
@@ -3814,8 +3808,16 @@
                 <w:sz w:val="24"/>
                 <w:szCs w:val="24"/>
               </w:rPr>
+              <w:t xml:space="preserve">XP </w:t>
+            </w:r>
+            <w:r>
+              <w:rPr>
+                <w:rFonts w:cs="Calibri"/>
+                <w:sz w:val="24"/>
+                <w:szCs w:val="24"/>
+              </w:rPr>
               <w:lastRenderedPageBreak/>
-              <w:t>XP earned</w:t>
+              <w:t>earned</w:t>
             </w:r>
           </w:p>
         </w:tc>
@@ -3837,6 +3839,7 @@
                 <w:sz w:val="24"/>
                 <w:szCs w:val="24"/>
               </w:rPr>
+              <w:lastRenderedPageBreak/>
               <w:t>10</w:t>
             </w:r>
           </w:p>
@@ -4122,6 +4125,7 @@
           <w:sz w:val="24"/>
           <w:szCs w:val="24"/>
         </w:rPr>
+        <w:lastRenderedPageBreak/>
         <w:t xml:space="preserve"> </w:t>
       </w:r>
       <w:r>
@@ -8226,7 +8230,6 @@
                 <w:sz w:val="24"/>
                 <w:szCs w:val="24"/>
               </w:rPr>
-              <w:lastRenderedPageBreak/>
               <w:t>4378400</w:t>
             </w:r>
           </w:p>
@@ -8632,6 +8635,7 @@
                 <w:sz w:val="24"/>
                 <w:szCs w:val="24"/>
               </w:rPr>
+              <w:lastRenderedPageBreak/>
               <w:t>109</w:t>
             </w:r>
             <w:r>
@@ -10857,7 +10861,7 @@
         <v:path o:extrusionok="f" gradientshapeok="t" o:connecttype="rect"/>
         <o:lock v:ext="edit" aspectratio="t"/>
       </v:shapetype>
-      <v:shape id="_x0000_i1073" type="#_x0000_t75" style="width:3in;height:3in;visibility:visible" o:bullet="t">
+      <v:shape id="_x0000_i1088" type="#_x0000_t75" style="width:3in;height:3in;visibility:visible" o:bullet="t">
         <v:imagedata r:id="rId1" o:title="MC900065312[1]"/>
       </v:shape>
     </w:pict>
@@ -13112,7 +13116,7 @@
 </file>
 
 <file path=customXml/itemProps1.xml><?xml version="1.0" encoding="utf-8"?>
-<ds:datastoreItem xmlns:ds="http://schemas.openxmlformats.org/officeDocument/2006/customXml" ds:itemID="{22127681-F886-4CBA-BEB3-9ABAB12F2FDF}">
+<ds:datastoreItem xmlns:ds="http://schemas.openxmlformats.org/officeDocument/2006/customXml" ds:itemID="{143BFAE5-8EA4-4702-8787-C54D969F8B6E}">
   <ds:schemaRefs>
     <ds:schemaRef ds:uri="http://schemas.openxmlformats.org/officeDocument/2006/bibliography"/>
   </ds:schemaRefs>

--- a/Books/RPG_Books/ThePrincessAndTheMurderHobo/Notes_ThePrincessAndTheMurderHobo.docx
+++ b/Books/RPG_Books/ThePrincessAndTheMurderHobo/Notes_ThePrincessAndTheMurderHobo.docx
@@ -495,7 +495,7 @@
           <w:noProof/>
         </w:rPr>
         <w:pict>
-          <v:shape id="Picture 3" o:spid="_x0000_i1025" type="#_x0000_t75" style="width:23.2pt;height:9.2pt;visibility:visible;mso-wrap-style:square" o:bullet="t">
+          <v:shape id="Picture 3" o:spid="_x0000_i1025" type="#_x0000_t75" style="width:23pt;height:9.5pt;visibility:visible;mso-wrap-style:square" o:bullet="t">
             <v:imagedata r:id="rId9" o:title="MC900065312[1]"/>
           </v:shape>
         </w:pict>
@@ -509,7 +509,6 @@
         <w:t>62</w:t>
       </w:r>
     </w:p>
-    <w:p/>
     <w:p/>
     <w:p/>
     <w:p>
@@ -519,7 +518,6 @@
     </w:p>
     <w:p>
       <w:r>
-        <w:lastRenderedPageBreak/>
         <w:t xml:space="preserve">Grades: </w:t>
       </w:r>
       <w:r>
@@ -532,6 +530,9 @@
       </w:r>
       <w:r>
         <w:br/>
+      </w:r>
+      <w:r>
+        <w:lastRenderedPageBreak/>
         <w:t>D: 400</w:t>
       </w:r>
       <w:r>
@@ -601,18 +602,11 @@
         <w:t>Rare</w:t>
       </w:r>
     </w:p>
-    <w:p/>
     <w:p>
       <w:pPr>
-        <w:ind w:left="360"/>
-      </w:pPr>
-    </w:p>
-    <w:p>
-      <w:pPr>
         <w:pStyle w:val="H3"/>
       </w:pPr>
       <w:r>
-        <w:lastRenderedPageBreak/>
         <w:t xml:space="preserve">Characters - </w:t>
       </w:r>
       <w:r>
@@ -662,7 +656,11 @@
           </w:tcPr>
           <w:p>
             <w:r>
-              <w:t>Human</w:t>
+              <w:rPr>
+                <w:rStyle w:val="rynqvb"/>
+                <w:lang w:val="la-Latn"/>
+              </w:rPr>
+              <w:t>Humanus</w:t>
             </w:r>
           </w:p>
         </w:tc>
@@ -724,10 +722,7 @@
           </w:tcPr>
           <w:p>
             <w:r>
-              <w:t xml:space="preserve">Team </w:t>
-            </w:r>
-            <w:r>
-              <w:t>Marauders</w:t>
+              <w:t>Team Marauders</w:t>
             </w:r>
           </w:p>
         </w:tc>
@@ -768,8 +763,28 @@
             <w:tcW w:w="5535" w:type="dxa"/>
           </w:tcPr>
           <w:p>
+            <w:pPr>
+              <w:pStyle w:val="ListParagraph"/>
+              <w:numPr>
+                <w:ilvl w:val="0"/>
+                <w:numId w:val="15"/>
+              </w:numPr>
+            </w:pPr>
             <w:r>
               <w:t>C-Rank (Age 85)  87 strength</w:t>
+            </w:r>
+          </w:p>
+          <w:p>
+            <w:pPr>
+              <w:pStyle w:val="ListParagraph"/>
+              <w:numPr>
+                <w:ilvl w:val="0"/>
+                <w:numId w:val="15"/>
+              </w:numPr>
+            </w:pPr>
+            <w:r>
+              <w:lastRenderedPageBreak/>
+              <w:t>Healer and a fighter</w:t>
             </w:r>
           </w:p>
         </w:tc>
@@ -791,6 +806,7 @@
           </w:tcPr>
           <w:p>
             <w:r>
+              <w:lastRenderedPageBreak/>
               <w:t>M</w:t>
             </w:r>
           </w:p>
@@ -819,7 +835,24 @@
           </w:tcPr>
           <w:p>
             <w:r>
-              <w:t>Dark Elf</w:t>
+              <w:rPr>
+                <w:rStyle w:val="rynqvb"/>
+                <w:lang w:val="la-Latn"/>
+              </w:rPr>
+              <w:t>Elfus</w:t>
+            </w:r>
+            <w:r>
+              <w:rPr>
+                <w:rStyle w:val="rynqvb"/>
+              </w:rPr>
+              <w:t>-</w:t>
+            </w:r>
+            <w:r>
+              <w:rPr>
+                <w:rStyle w:val="rynqvb"/>
+                <w:lang w:val="la-Latn"/>
+              </w:rPr>
+              <w:t>niger</w:t>
             </w:r>
           </w:p>
         </w:tc>
@@ -831,8 +864,27 @@
             </w:tcBorders>
           </w:tcPr>
           <w:p>
+            <w:pPr>
+              <w:pStyle w:val="ListParagraph"/>
+              <w:numPr>
+                <w:ilvl w:val="0"/>
+                <w:numId w:val="13"/>
+              </w:numPr>
+            </w:pPr>
             <w:r>
               <w:t>C-Rank</w:t>
+            </w:r>
+          </w:p>
+          <w:p>
+            <w:pPr>
+              <w:pStyle w:val="ListParagraph"/>
+              <w:numPr>
+                <w:ilvl w:val="0"/>
+                <w:numId w:val="13"/>
+              </w:numPr>
+            </w:pPr>
+            <w:r>
+              <w:t>Rogue</w:t>
             </w:r>
           </w:p>
         </w:tc>
@@ -873,13 +925,7 @@
           </w:tcPr>
           <w:p>
             <w:r>
-              <w:t>Dwarf (</w:t>
-            </w:r>
-            <w:r>
-              <w:t>Pumilio</w:t>
-            </w:r>
-            <w:r>
-              <w:t xml:space="preserve"> in Latin)</w:t>
+              <w:t>Dwarf (Pumilio)</w:t>
             </w:r>
           </w:p>
         </w:tc>
@@ -889,12 +935,29 @@
           </w:tcPr>
           <w:p>
             <w:pPr>
+              <w:pStyle w:val="ListParagraph"/>
+              <w:numPr>
+                <w:ilvl w:val="0"/>
+                <w:numId w:val="12"/>
+              </w:numPr>
+            </w:pPr>
+            <w:r>
+              <w:t>C-Rank</w:t>
+            </w:r>
+          </w:p>
+          <w:p>
+            <w:pPr>
+              <w:pStyle w:val="ListParagraph"/>
+              <w:numPr>
+                <w:ilvl w:val="0"/>
+                <w:numId w:val="12"/>
+              </w:numPr>
               <w:rPr>
                 <w:b/>
               </w:rPr>
             </w:pPr>
             <w:r>
-              <w:t>C-Rank  Melee fighter</w:t>
+              <w:t>Melee fighter</w:t>
             </w:r>
           </w:p>
         </w:tc>
@@ -923,7 +986,7 @@
           </w:tcPr>
           <w:p>
             <w:r>
-              <w:t>Linda</w:t>
+              <w:t>Drarinda</w:t>
             </w:r>
           </w:p>
         </w:tc>
@@ -933,7 +996,7 @@
           </w:tcPr>
           <w:p>
             <w:r>
-              <w:t>dragonoid</w:t>
+              <w:t>Dracolin</w:t>
             </w:r>
           </w:p>
         </w:tc>
@@ -942,8 +1005,30 @@
             <w:tcW w:w="5535" w:type="dxa"/>
           </w:tcPr>
           <w:p>
-            <w:r>
-              <w:t>C-Rank Fire wizard</w:t>
+            <w:pPr>
+              <w:pStyle w:val="ListParagraph"/>
+              <w:numPr>
+                <w:ilvl w:val="0"/>
+                <w:numId w:val="14"/>
+              </w:numPr>
+            </w:pPr>
+            <w:r>
+              <w:t>C-Rank Fire</w:t>
+            </w:r>
+          </w:p>
+          <w:p>
+            <w:pPr>
+              <w:pStyle w:val="ListParagraph"/>
+              <w:numPr>
+                <w:ilvl w:val="0"/>
+                <w:numId w:val="14"/>
+              </w:numPr>
+            </w:pPr>
+            <w:r>
+              <w:t>Fire w</w:t>
+            </w:r>
+            <w:r>
+              <w:t>izard</w:t>
             </w:r>
           </w:p>
         </w:tc>
@@ -1005,12 +1090,35 @@
           </w:tcPr>
           <w:p>
             <w:pPr>
+              <w:pStyle w:val="ListParagraph"/>
+              <w:numPr>
+                <w:ilvl w:val="0"/>
+                <w:numId w:val="16"/>
+              </w:numPr>
               <w:rPr>
                 <w:lang w:val="en-CA"/>
               </w:rPr>
             </w:pPr>
             <w:r>
               <w:t>C-Rank Ranger</w:t>
+            </w:r>
+          </w:p>
+          <w:p>
+            <w:pPr>
+              <w:pStyle w:val="ListParagraph"/>
+              <w:numPr>
+                <w:ilvl w:val="0"/>
+                <w:numId w:val="16"/>
+              </w:numPr>
+              <w:rPr>
+                <w:lang w:val="en-CA"/>
+              </w:rPr>
+            </w:pPr>
+            <w:r>
+              <w:rPr>
+                <w:lang w:val="en-CA"/>
+              </w:rPr>
+              <w:t>Ranger</w:t>
             </w:r>
           </w:p>
         </w:tc>
@@ -1288,7 +1396,6 @@
     </w:p>
     <w:p>
       <w:r>
-        <w:lastRenderedPageBreak/>
         <w:br w:type="page"/>
       </w:r>
     </w:p>
@@ -1770,6 +1877,9 @@
             <w:tcW w:w="3794" w:type="dxa"/>
           </w:tcPr>
           <w:p>
+            <w:r>
+              <w:t xml:space="preserve">Sidney, </w:t>
+            </w:r>
             <w:proofErr w:type="spellStart"/>
             <w:r>
               <w:t>Austrailia</w:t>
@@ -10861,7 +10971,7 @@
         <v:path o:extrusionok="f" gradientshapeok="t" o:connecttype="rect"/>
         <o:lock v:ext="edit" aspectratio="t"/>
       </v:shapetype>
-      <v:shape id="_x0000_i1088" type="#_x0000_t75" style="width:3in;height:3in;visibility:visible" o:bullet="t">
+      <v:shape id="_x0000_i1110" type="#_x0000_t75" style="width:3in;height:3in;visibility:visible" o:bullet="t">
         <v:imagedata r:id="rId1" o:title="MC900065312[1]"/>
       </v:shape>
     </w:pict>
@@ -10980,6 +11090,119 @@
     </w:lvl>
   </w:abstractNum>
   <w:abstractNum w:abstractNumId="1">
+    <w:nsid w:val="13EC08E4"/>
+    <w:multiLevelType w:val="hybridMultilevel"/>
+    <w:tmpl w:val="623E7FC0"/>
+    <w:lvl w:ilvl="0" w:tplc="04090001">
+      <w:start w:val="1"/>
+      <w:numFmt w:val="bullet"/>
+      <w:lvlText w:val=""/>
+      <w:lvlJc w:val="left"/>
+      <w:pPr>
+        <w:ind w:left="360" w:hanging="360"/>
+      </w:pPr>
+      <w:rPr>
+        <w:rFonts w:ascii="Symbol" w:hAnsi="Symbol" w:hint="default"/>
+      </w:rPr>
+    </w:lvl>
+    <w:lvl w:ilvl="1" w:tplc="04090003" w:tentative="1">
+      <w:start w:val="1"/>
+      <w:numFmt w:val="bullet"/>
+      <w:lvlText w:val="o"/>
+      <w:lvlJc w:val="left"/>
+      <w:pPr>
+        <w:ind w:left="1080" w:hanging="360"/>
+      </w:pPr>
+      <w:rPr>
+        <w:rFonts w:ascii="Courier New" w:hAnsi="Courier New" w:cs="Courier New" w:hint="default"/>
+      </w:rPr>
+    </w:lvl>
+    <w:lvl w:ilvl="2" w:tplc="04090005" w:tentative="1">
+      <w:start w:val="1"/>
+      <w:numFmt w:val="bullet"/>
+      <w:lvlText w:val=""/>
+      <w:lvlJc w:val="left"/>
+      <w:pPr>
+        <w:ind w:left="1800" w:hanging="360"/>
+      </w:pPr>
+      <w:rPr>
+        <w:rFonts w:ascii="Wingdings" w:hAnsi="Wingdings" w:hint="default"/>
+      </w:rPr>
+    </w:lvl>
+    <w:lvl w:ilvl="3" w:tplc="04090001" w:tentative="1">
+      <w:start w:val="1"/>
+      <w:numFmt w:val="bullet"/>
+      <w:lvlText w:val=""/>
+      <w:lvlJc w:val="left"/>
+      <w:pPr>
+        <w:ind w:left="2520" w:hanging="360"/>
+      </w:pPr>
+      <w:rPr>
+        <w:rFonts w:ascii="Symbol" w:hAnsi="Symbol" w:hint="default"/>
+      </w:rPr>
+    </w:lvl>
+    <w:lvl w:ilvl="4" w:tplc="04090003" w:tentative="1">
+      <w:start w:val="1"/>
+      <w:numFmt w:val="bullet"/>
+      <w:lvlText w:val="o"/>
+      <w:lvlJc w:val="left"/>
+      <w:pPr>
+        <w:ind w:left="3240" w:hanging="360"/>
+      </w:pPr>
+      <w:rPr>
+        <w:rFonts w:ascii="Courier New" w:hAnsi="Courier New" w:cs="Courier New" w:hint="default"/>
+      </w:rPr>
+    </w:lvl>
+    <w:lvl w:ilvl="5" w:tplc="04090005" w:tentative="1">
+      <w:start w:val="1"/>
+      <w:numFmt w:val="bullet"/>
+      <w:lvlText w:val=""/>
+      <w:lvlJc w:val="left"/>
+      <w:pPr>
+        <w:ind w:left="3960" w:hanging="360"/>
+      </w:pPr>
+      <w:rPr>
+        <w:rFonts w:ascii="Wingdings" w:hAnsi="Wingdings" w:hint="default"/>
+      </w:rPr>
+    </w:lvl>
+    <w:lvl w:ilvl="6" w:tplc="04090001" w:tentative="1">
+      <w:start w:val="1"/>
+      <w:numFmt w:val="bullet"/>
+      <w:lvlText w:val=""/>
+      <w:lvlJc w:val="left"/>
+      <w:pPr>
+        <w:ind w:left="4680" w:hanging="360"/>
+      </w:pPr>
+      <w:rPr>
+        <w:rFonts w:ascii="Symbol" w:hAnsi="Symbol" w:hint="default"/>
+      </w:rPr>
+    </w:lvl>
+    <w:lvl w:ilvl="7" w:tplc="04090003" w:tentative="1">
+      <w:start w:val="1"/>
+      <w:numFmt w:val="bullet"/>
+      <w:lvlText w:val="o"/>
+      <w:lvlJc w:val="left"/>
+      <w:pPr>
+        <w:ind w:left="5400" w:hanging="360"/>
+      </w:pPr>
+      <w:rPr>
+        <w:rFonts w:ascii="Courier New" w:hAnsi="Courier New" w:cs="Courier New" w:hint="default"/>
+      </w:rPr>
+    </w:lvl>
+    <w:lvl w:ilvl="8" w:tplc="04090005" w:tentative="1">
+      <w:start w:val="1"/>
+      <w:numFmt w:val="bullet"/>
+      <w:lvlText w:val=""/>
+      <w:lvlJc w:val="left"/>
+      <w:pPr>
+        <w:ind w:left="6120" w:hanging="360"/>
+      </w:pPr>
+      <w:rPr>
+        <w:rFonts w:ascii="Wingdings" w:hAnsi="Wingdings" w:hint="default"/>
+      </w:rPr>
+    </w:lvl>
+  </w:abstractNum>
+  <w:abstractNum w:abstractNumId="2">
     <w:nsid w:val="16433C09"/>
     <w:multiLevelType w:val="hybridMultilevel"/>
     <w:tmpl w:val="E1CE280E"/>
@@ -11092,7 +11315,7 @@
       </w:rPr>
     </w:lvl>
   </w:abstractNum>
-  <w:abstractNum w:abstractNumId="2">
+  <w:abstractNum w:abstractNumId="3">
     <w:nsid w:val="27D00735"/>
     <w:multiLevelType w:val="hybridMultilevel"/>
     <w:tmpl w:val="4A44A3FC"/>
@@ -11205,7 +11428,7 @@
       </w:rPr>
     </w:lvl>
   </w:abstractNum>
-  <w:abstractNum w:abstractNumId="3">
+  <w:abstractNum w:abstractNumId="4">
     <w:nsid w:val="2F227130"/>
     <w:multiLevelType w:val="hybridMultilevel"/>
     <w:tmpl w:val="9A3A4DC2"/>
@@ -11318,7 +11541,7 @@
       </w:rPr>
     </w:lvl>
   </w:abstractNum>
-  <w:abstractNum w:abstractNumId="4">
+  <w:abstractNum w:abstractNumId="5">
     <w:nsid w:val="2F7378FE"/>
     <w:multiLevelType w:val="hybridMultilevel"/>
     <w:tmpl w:val="EF7296B0"/>
@@ -11404,7 +11627,7 @@
       </w:pPr>
     </w:lvl>
   </w:abstractNum>
-  <w:abstractNum w:abstractNumId="5">
+  <w:abstractNum w:abstractNumId="6">
     <w:nsid w:val="36767F12"/>
     <w:multiLevelType w:val="hybridMultilevel"/>
     <w:tmpl w:val="617A11EA"/>
@@ -11517,7 +11740,7 @@
       </w:rPr>
     </w:lvl>
   </w:abstractNum>
-  <w:abstractNum w:abstractNumId="6">
+  <w:abstractNum w:abstractNumId="7">
     <w:nsid w:val="3BD50807"/>
     <w:multiLevelType w:val="hybridMultilevel"/>
     <w:tmpl w:val="4D567128"/>
@@ -11630,7 +11853,120 @@
       </w:rPr>
     </w:lvl>
   </w:abstractNum>
-  <w:abstractNum w:abstractNumId="7">
+  <w:abstractNum w:abstractNumId="8">
+    <w:nsid w:val="4BA82104"/>
+    <w:multiLevelType w:val="hybridMultilevel"/>
+    <w:tmpl w:val="9176ECDC"/>
+    <w:lvl w:ilvl="0" w:tplc="04090001">
+      <w:start w:val="1"/>
+      <w:numFmt w:val="bullet"/>
+      <w:lvlText w:val=""/>
+      <w:lvlJc w:val="left"/>
+      <w:pPr>
+        <w:ind w:left="360" w:hanging="360"/>
+      </w:pPr>
+      <w:rPr>
+        <w:rFonts w:ascii="Symbol" w:hAnsi="Symbol" w:hint="default"/>
+      </w:rPr>
+    </w:lvl>
+    <w:lvl w:ilvl="1" w:tplc="04090003" w:tentative="1">
+      <w:start w:val="1"/>
+      <w:numFmt w:val="bullet"/>
+      <w:lvlText w:val="o"/>
+      <w:lvlJc w:val="left"/>
+      <w:pPr>
+        <w:ind w:left="1080" w:hanging="360"/>
+      </w:pPr>
+      <w:rPr>
+        <w:rFonts w:ascii="Courier New" w:hAnsi="Courier New" w:cs="Courier New" w:hint="default"/>
+      </w:rPr>
+    </w:lvl>
+    <w:lvl w:ilvl="2" w:tplc="04090005" w:tentative="1">
+      <w:start w:val="1"/>
+      <w:numFmt w:val="bullet"/>
+      <w:lvlText w:val=""/>
+      <w:lvlJc w:val="left"/>
+      <w:pPr>
+        <w:ind w:left="1800" w:hanging="360"/>
+      </w:pPr>
+      <w:rPr>
+        <w:rFonts w:ascii="Wingdings" w:hAnsi="Wingdings" w:hint="default"/>
+      </w:rPr>
+    </w:lvl>
+    <w:lvl w:ilvl="3" w:tplc="04090001" w:tentative="1">
+      <w:start w:val="1"/>
+      <w:numFmt w:val="bullet"/>
+      <w:lvlText w:val=""/>
+      <w:lvlJc w:val="left"/>
+      <w:pPr>
+        <w:ind w:left="2520" w:hanging="360"/>
+      </w:pPr>
+      <w:rPr>
+        <w:rFonts w:ascii="Symbol" w:hAnsi="Symbol" w:hint="default"/>
+      </w:rPr>
+    </w:lvl>
+    <w:lvl w:ilvl="4" w:tplc="04090003" w:tentative="1">
+      <w:start w:val="1"/>
+      <w:numFmt w:val="bullet"/>
+      <w:lvlText w:val="o"/>
+      <w:lvlJc w:val="left"/>
+      <w:pPr>
+        <w:ind w:left="3240" w:hanging="360"/>
+      </w:pPr>
+      <w:rPr>
+        <w:rFonts w:ascii="Courier New" w:hAnsi="Courier New" w:cs="Courier New" w:hint="default"/>
+      </w:rPr>
+    </w:lvl>
+    <w:lvl w:ilvl="5" w:tplc="04090005" w:tentative="1">
+      <w:start w:val="1"/>
+      <w:numFmt w:val="bullet"/>
+      <w:lvlText w:val=""/>
+      <w:lvlJc w:val="left"/>
+      <w:pPr>
+        <w:ind w:left="3960" w:hanging="360"/>
+      </w:pPr>
+      <w:rPr>
+        <w:rFonts w:ascii="Wingdings" w:hAnsi="Wingdings" w:hint="default"/>
+      </w:rPr>
+    </w:lvl>
+    <w:lvl w:ilvl="6" w:tplc="04090001" w:tentative="1">
+      <w:start w:val="1"/>
+      <w:numFmt w:val="bullet"/>
+      <w:lvlText w:val=""/>
+      <w:lvlJc w:val="left"/>
+      <w:pPr>
+        <w:ind w:left="4680" w:hanging="360"/>
+      </w:pPr>
+      <w:rPr>
+        <w:rFonts w:ascii="Symbol" w:hAnsi="Symbol" w:hint="default"/>
+      </w:rPr>
+    </w:lvl>
+    <w:lvl w:ilvl="7" w:tplc="04090003" w:tentative="1">
+      <w:start w:val="1"/>
+      <w:numFmt w:val="bullet"/>
+      <w:lvlText w:val="o"/>
+      <w:lvlJc w:val="left"/>
+      <w:pPr>
+        <w:ind w:left="5400" w:hanging="360"/>
+      </w:pPr>
+      <w:rPr>
+        <w:rFonts w:ascii="Courier New" w:hAnsi="Courier New" w:cs="Courier New" w:hint="default"/>
+      </w:rPr>
+    </w:lvl>
+    <w:lvl w:ilvl="8" w:tplc="04090005" w:tentative="1">
+      <w:start w:val="1"/>
+      <w:numFmt w:val="bullet"/>
+      <w:lvlText w:val=""/>
+      <w:lvlJc w:val="left"/>
+      <w:pPr>
+        <w:ind w:left="6120" w:hanging="360"/>
+      </w:pPr>
+      <w:rPr>
+        <w:rFonts w:ascii="Wingdings" w:hAnsi="Wingdings" w:hint="default"/>
+      </w:rPr>
+    </w:lvl>
+  </w:abstractNum>
+  <w:abstractNum w:abstractNumId="9">
     <w:nsid w:val="5366462D"/>
     <w:multiLevelType w:val="hybridMultilevel"/>
     <w:tmpl w:val="E3803822"/>
@@ -11743,7 +12079,7 @@
       </w:rPr>
     </w:lvl>
   </w:abstractNum>
-  <w:abstractNum w:abstractNumId="8">
+  <w:abstractNum w:abstractNumId="10">
     <w:nsid w:val="5B830987"/>
     <w:multiLevelType w:val="hybridMultilevel"/>
     <w:tmpl w:val="4D7ABC16"/>
@@ -11856,7 +12192,120 @@
       </w:rPr>
     </w:lvl>
   </w:abstractNum>
-  <w:abstractNum w:abstractNumId="9">
+  <w:abstractNum w:abstractNumId="11">
+    <w:nsid w:val="62E64F7C"/>
+    <w:multiLevelType w:val="hybridMultilevel"/>
+    <w:tmpl w:val="3F3C61E8"/>
+    <w:lvl w:ilvl="0" w:tplc="04090001">
+      <w:start w:val="1"/>
+      <w:numFmt w:val="bullet"/>
+      <w:lvlText w:val=""/>
+      <w:lvlJc w:val="left"/>
+      <w:pPr>
+        <w:ind w:left="360" w:hanging="360"/>
+      </w:pPr>
+      <w:rPr>
+        <w:rFonts w:ascii="Symbol" w:hAnsi="Symbol" w:hint="default"/>
+      </w:rPr>
+    </w:lvl>
+    <w:lvl w:ilvl="1" w:tplc="04090003" w:tentative="1">
+      <w:start w:val="1"/>
+      <w:numFmt w:val="bullet"/>
+      <w:lvlText w:val="o"/>
+      <w:lvlJc w:val="left"/>
+      <w:pPr>
+        <w:ind w:left="1080" w:hanging="360"/>
+      </w:pPr>
+      <w:rPr>
+        <w:rFonts w:ascii="Courier New" w:hAnsi="Courier New" w:cs="Courier New" w:hint="default"/>
+      </w:rPr>
+    </w:lvl>
+    <w:lvl w:ilvl="2" w:tplc="04090005" w:tentative="1">
+      <w:start w:val="1"/>
+      <w:numFmt w:val="bullet"/>
+      <w:lvlText w:val=""/>
+      <w:lvlJc w:val="left"/>
+      <w:pPr>
+        <w:ind w:left="1800" w:hanging="360"/>
+      </w:pPr>
+      <w:rPr>
+        <w:rFonts w:ascii="Wingdings" w:hAnsi="Wingdings" w:hint="default"/>
+      </w:rPr>
+    </w:lvl>
+    <w:lvl w:ilvl="3" w:tplc="04090001" w:tentative="1">
+      <w:start w:val="1"/>
+      <w:numFmt w:val="bullet"/>
+      <w:lvlText w:val=""/>
+      <w:lvlJc w:val="left"/>
+      <w:pPr>
+        <w:ind w:left="2520" w:hanging="360"/>
+      </w:pPr>
+      <w:rPr>
+        <w:rFonts w:ascii="Symbol" w:hAnsi="Symbol" w:hint="default"/>
+      </w:rPr>
+    </w:lvl>
+    <w:lvl w:ilvl="4" w:tplc="04090003" w:tentative="1">
+      <w:start w:val="1"/>
+      <w:numFmt w:val="bullet"/>
+      <w:lvlText w:val="o"/>
+      <w:lvlJc w:val="left"/>
+      <w:pPr>
+        <w:ind w:left="3240" w:hanging="360"/>
+      </w:pPr>
+      <w:rPr>
+        <w:rFonts w:ascii="Courier New" w:hAnsi="Courier New" w:cs="Courier New" w:hint="default"/>
+      </w:rPr>
+    </w:lvl>
+    <w:lvl w:ilvl="5" w:tplc="04090005" w:tentative="1">
+      <w:start w:val="1"/>
+      <w:numFmt w:val="bullet"/>
+      <w:lvlText w:val=""/>
+      <w:lvlJc w:val="left"/>
+      <w:pPr>
+        <w:ind w:left="3960" w:hanging="360"/>
+      </w:pPr>
+      <w:rPr>
+        <w:rFonts w:ascii="Wingdings" w:hAnsi="Wingdings" w:hint="default"/>
+      </w:rPr>
+    </w:lvl>
+    <w:lvl w:ilvl="6" w:tplc="04090001" w:tentative="1">
+      <w:start w:val="1"/>
+      <w:numFmt w:val="bullet"/>
+      <w:lvlText w:val=""/>
+      <w:lvlJc w:val="left"/>
+      <w:pPr>
+        <w:ind w:left="4680" w:hanging="360"/>
+      </w:pPr>
+      <w:rPr>
+        <w:rFonts w:ascii="Symbol" w:hAnsi="Symbol" w:hint="default"/>
+      </w:rPr>
+    </w:lvl>
+    <w:lvl w:ilvl="7" w:tplc="04090003" w:tentative="1">
+      <w:start w:val="1"/>
+      <w:numFmt w:val="bullet"/>
+      <w:lvlText w:val="o"/>
+      <w:lvlJc w:val="left"/>
+      <w:pPr>
+        <w:ind w:left="5400" w:hanging="360"/>
+      </w:pPr>
+      <w:rPr>
+        <w:rFonts w:ascii="Courier New" w:hAnsi="Courier New" w:cs="Courier New" w:hint="default"/>
+      </w:rPr>
+    </w:lvl>
+    <w:lvl w:ilvl="8" w:tplc="04090005" w:tentative="1">
+      <w:start w:val="1"/>
+      <w:numFmt w:val="bullet"/>
+      <w:lvlText w:val=""/>
+      <w:lvlJc w:val="left"/>
+      <w:pPr>
+        <w:ind w:left="6120" w:hanging="360"/>
+      </w:pPr>
+      <w:rPr>
+        <w:rFonts w:ascii="Wingdings" w:hAnsi="Wingdings" w:hint="default"/>
+      </w:rPr>
+    </w:lvl>
+  </w:abstractNum>
+  <w:abstractNum w:abstractNumId="12">
     <w:nsid w:val="774C6C29"/>
     <w:multiLevelType w:val="hybridMultilevel"/>
     <w:tmpl w:val="39D4DD32"/>
@@ -11969,7 +12418,7 @@
       </w:rPr>
     </w:lvl>
   </w:abstractNum>
-  <w:abstractNum w:abstractNumId="10">
+  <w:abstractNum w:abstractNumId="13">
     <w:nsid w:val="78397D8F"/>
     <w:multiLevelType w:val="multilevel"/>
     <w:tmpl w:val="54F6B2BA"/>
@@ -12118,38 +12567,279 @@
       </w:rPr>
     </w:lvl>
   </w:abstractNum>
+  <w:abstractNum w:abstractNumId="14">
+    <w:nsid w:val="7A8D4C70"/>
+    <w:multiLevelType w:val="hybridMultilevel"/>
+    <w:tmpl w:val="48902A62"/>
+    <w:lvl w:ilvl="0" w:tplc="04090001">
+      <w:start w:val="1"/>
+      <w:numFmt w:val="bullet"/>
+      <w:lvlText w:val=""/>
+      <w:lvlJc w:val="left"/>
+      <w:pPr>
+        <w:ind w:left="360" w:hanging="360"/>
+      </w:pPr>
+      <w:rPr>
+        <w:rFonts w:ascii="Symbol" w:hAnsi="Symbol" w:hint="default"/>
+      </w:rPr>
+    </w:lvl>
+    <w:lvl w:ilvl="1" w:tplc="04090003" w:tentative="1">
+      <w:start w:val="1"/>
+      <w:numFmt w:val="bullet"/>
+      <w:lvlText w:val="o"/>
+      <w:lvlJc w:val="left"/>
+      <w:pPr>
+        <w:ind w:left="1080" w:hanging="360"/>
+      </w:pPr>
+      <w:rPr>
+        <w:rFonts w:ascii="Courier New" w:hAnsi="Courier New" w:cs="Courier New" w:hint="default"/>
+      </w:rPr>
+    </w:lvl>
+    <w:lvl w:ilvl="2" w:tplc="04090005" w:tentative="1">
+      <w:start w:val="1"/>
+      <w:numFmt w:val="bullet"/>
+      <w:lvlText w:val=""/>
+      <w:lvlJc w:val="left"/>
+      <w:pPr>
+        <w:ind w:left="1800" w:hanging="360"/>
+      </w:pPr>
+      <w:rPr>
+        <w:rFonts w:ascii="Wingdings" w:hAnsi="Wingdings" w:hint="default"/>
+      </w:rPr>
+    </w:lvl>
+    <w:lvl w:ilvl="3" w:tplc="04090001" w:tentative="1">
+      <w:start w:val="1"/>
+      <w:numFmt w:val="bullet"/>
+      <w:lvlText w:val=""/>
+      <w:lvlJc w:val="left"/>
+      <w:pPr>
+        <w:ind w:left="2520" w:hanging="360"/>
+      </w:pPr>
+      <w:rPr>
+        <w:rFonts w:ascii="Symbol" w:hAnsi="Symbol" w:hint="default"/>
+      </w:rPr>
+    </w:lvl>
+    <w:lvl w:ilvl="4" w:tplc="04090003" w:tentative="1">
+      <w:start w:val="1"/>
+      <w:numFmt w:val="bullet"/>
+      <w:lvlText w:val="o"/>
+      <w:lvlJc w:val="left"/>
+      <w:pPr>
+        <w:ind w:left="3240" w:hanging="360"/>
+      </w:pPr>
+      <w:rPr>
+        <w:rFonts w:ascii="Courier New" w:hAnsi="Courier New" w:cs="Courier New" w:hint="default"/>
+      </w:rPr>
+    </w:lvl>
+    <w:lvl w:ilvl="5" w:tplc="04090005" w:tentative="1">
+      <w:start w:val="1"/>
+      <w:numFmt w:val="bullet"/>
+      <w:lvlText w:val=""/>
+      <w:lvlJc w:val="left"/>
+      <w:pPr>
+        <w:ind w:left="3960" w:hanging="360"/>
+      </w:pPr>
+      <w:rPr>
+        <w:rFonts w:ascii="Wingdings" w:hAnsi="Wingdings" w:hint="default"/>
+      </w:rPr>
+    </w:lvl>
+    <w:lvl w:ilvl="6" w:tplc="04090001" w:tentative="1">
+      <w:start w:val="1"/>
+      <w:numFmt w:val="bullet"/>
+      <w:lvlText w:val=""/>
+      <w:lvlJc w:val="left"/>
+      <w:pPr>
+        <w:ind w:left="4680" w:hanging="360"/>
+      </w:pPr>
+      <w:rPr>
+        <w:rFonts w:ascii="Symbol" w:hAnsi="Symbol" w:hint="default"/>
+      </w:rPr>
+    </w:lvl>
+    <w:lvl w:ilvl="7" w:tplc="04090003" w:tentative="1">
+      <w:start w:val="1"/>
+      <w:numFmt w:val="bullet"/>
+      <w:lvlText w:val="o"/>
+      <w:lvlJc w:val="left"/>
+      <w:pPr>
+        <w:ind w:left="5400" w:hanging="360"/>
+      </w:pPr>
+      <w:rPr>
+        <w:rFonts w:ascii="Courier New" w:hAnsi="Courier New" w:cs="Courier New" w:hint="default"/>
+      </w:rPr>
+    </w:lvl>
+    <w:lvl w:ilvl="8" w:tplc="04090005" w:tentative="1">
+      <w:start w:val="1"/>
+      <w:numFmt w:val="bullet"/>
+      <w:lvlText w:val=""/>
+      <w:lvlJc w:val="left"/>
+      <w:pPr>
+        <w:ind w:left="6120" w:hanging="360"/>
+      </w:pPr>
+      <w:rPr>
+        <w:rFonts w:ascii="Wingdings" w:hAnsi="Wingdings" w:hint="default"/>
+      </w:rPr>
+    </w:lvl>
+  </w:abstractNum>
+  <w:abstractNum w:abstractNumId="15">
+    <w:nsid w:val="7D602D74"/>
+    <w:multiLevelType w:val="hybridMultilevel"/>
+    <w:tmpl w:val="031234C0"/>
+    <w:lvl w:ilvl="0" w:tplc="04090001">
+      <w:start w:val="1"/>
+      <w:numFmt w:val="bullet"/>
+      <w:lvlText w:val=""/>
+      <w:lvlJc w:val="left"/>
+      <w:pPr>
+        <w:ind w:left="360" w:hanging="360"/>
+      </w:pPr>
+      <w:rPr>
+        <w:rFonts w:ascii="Symbol" w:hAnsi="Symbol" w:hint="default"/>
+      </w:rPr>
+    </w:lvl>
+    <w:lvl w:ilvl="1" w:tplc="04090003" w:tentative="1">
+      <w:start w:val="1"/>
+      <w:numFmt w:val="bullet"/>
+      <w:lvlText w:val="o"/>
+      <w:lvlJc w:val="left"/>
+      <w:pPr>
+        <w:ind w:left="1080" w:hanging="360"/>
+      </w:pPr>
+      <w:rPr>
+        <w:rFonts w:ascii="Courier New" w:hAnsi="Courier New" w:cs="Courier New" w:hint="default"/>
+      </w:rPr>
+    </w:lvl>
+    <w:lvl w:ilvl="2" w:tplc="04090005" w:tentative="1">
+      <w:start w:val="1"/>
+      <w:numFmt w:val="bullet"/>
+      <w:lvlText w:val=""/>
+      <w:lvlJc w:val="left"/>
+      <w:pPr>
+        <w:ind w:left="1800" w:hanging="360"/>
+      </w:pPr>
+      <w:rPr>
+        <w:rFonts w:ascii="Wingdings" w:hAnsi="Wingdings" w:hint="default"/>
+      </w:rPr>
+    </w:lvl>
+    <w:lvl w:ilvl="3" w:tplc="04090001" w:tentative="1">
+      <w:start w:val="1"/>
+      <w:numFmt w:val="bullet"/>
+      <w:lvlText w:val=""/>
+      <w:lvlJc w:val="left"/>
+      <w:pPr>
+        <w:ind w:left="2520" w:hanging="360"/>
+      </w:pPr>
+      <w:rPr>
+        <w:rFonts w:ascii="Symbol" w:hAnsi="Symbol" w:hint="default"/>
+      </w:rPr>
+    </w:lvl>
+    <w:lvl w:ilvl="4" w:tplc="04090003" w:tentative="1">
+      <w:start w:val="1"/>
+      <w:numFmt w:val="bullet"/>
+      <w:lvlText w:val="o"/>
+      <w:lvlJc w:val="left"/>
+      <w:pPr>
+        <w:ind w:left="3240" w:hanging="360"/>
+      </w:pPr>
+      <w:rPr>
+        <w:rFonts w:ascii="Courier New" w:hAnsi="Courier New" w:cs="Courier New" w:hint="default"/>
+      </w:rPr>
+    </w:lvl>
+    <w:lvl w:ilvl="5" w:tplc="04090005" w:tentative="1">
+      <w:start w:val="1"/>
+      <w:numFmt w:val="bullet"/>
+      <w:lvlText w:val=""/>
+      <w:lvlJc w:val="left"/>
+      <w:pPr>
+        <w:ind w:left="3960" w:hanging="360"/>
+      </w:pPr>
+      <w:rPr>
+        <w:rFonts w:ascii="Wingdings" w:hAnsi="Wingdings" w:hint="default"/>
+      </w:rPr>
+    </w:lvl>
+    <w:lvl w:ilvl="6" w:tplc="04090001" w:tentative="1">
+      <w:start w:val="1"/>
+      <w:numFmt w:val="bullet"/>
+      <w:lvlText w:val=""/>
+      <w:lvlJc w:val="left"/>
+      <w:pPr>
+        <w:ind w:left="4680" w:hanging="360"/>
+      </w:pPr>
+      <w:rPr>
+        <w:rFonts w:ascii="Symbol" w:hAnsi="Symbol" w:hint="default"/>
+      </w:rPr>
+    </w:lvl>
+    <w:lvl w:ilvl="7" w:tplc="04090003" w:tentative="1">
+      <w:start w:val="1"/>
+      <w:numFmt w:val="bullet"/>
+      <w:lvlText w:val="o"/>
+      <w:lvlJc w:val="left"/>
+      <w:pPr>
+        <w:ind w:left="5400" w:hanging="360"/>
+      </w:pPr>
+      <w:rPr>
+        <w:rFonts w:ascii="Courier New" w:hAnsi="Courier New" w:cs="Courier New" w:hint="default"/>
+      </w:rPr>
+    </w:lvl>
+    <w:lvl w:ilvl="8" w:tplc="04090005" w:tentative="1">
+      <w:start w:val="1"/>
+      <w:numFmt w:val="bullet"/>
+      <w:lvlText w:val=""/>
+      <w:lvlJc w:val="left"/>
+      <w:pPr>
+        <w:ind w:left="6120" w:hanging="360"/>
+      </w:pPr>
+      <w:rPr>
+        <w:rFonts w:ascii="Wingdings" w:hAnsi="Wingdings" w:hint="default"/>
+      </w:rPr>
+    </w:lvl>
+  </w:abstractNum>
   <w:num w:numId="1">
-    <w:abstractNumId w:val="3"/>
+    <w:abstractNumId w:val="4"/>
   </w:num>
   <w:num w:numId="2">
-    <w:abstractNumId w:val="10"/>
+    <w:abstractNumId w:val="13"/>
   </w:num>
   <w:num w:numId="3">
     <w:abstractNumId w:val="0"/>
   </w:num>
   <w:num w:numId="4">
+    <w:abstractNumId w:val="9"/>
+  </w:num>
+  <w:num w:numId="5">
+    <w:abstractNumId w:val="5"/>
+  </w:num>
+  <w:num w:numId="6">
+    <w:abstractNumId w:val="6"/>
+  </w:num>
+  <w:num w:numId="7">
+    <w:abstractNumId w:val="10"/>
+  </w:num>
+  <w:num w:numId="8">
+    <w:abstractNumId w:val="2"/>
+  </w:num>
+  <w:num w:numId="9">
+    <w:abstractNumId w:val="12"/>
+  </w:num>
+  <w:num w:numId="10">
     <w:abstractNumId w:val="7"/>
   </w:num>
-  <w:num w:numId="5">
-    <w:abstractNumId w:val="4"/>
+  <w:num w:numId="11">
+    <w:abstractNumId w:val="3"/>
   </w:num>
-  <w:num w:numId="6">
-    <w:abstractNumId w:val="5"/>
-  </w:num>
-  <w:num w:numId="7">
+  <w:num w:numId="12">
     <w:abstractNumId w:val="8"/>
   </w:num>
-  <w:num w:numId="8">
+  <w:num w:numId="13">
     <w:abstractNumId w:val="1"/>
   </w:num>
-  <w:num w:numId="9">
-    <w:abstractNumId w:val="9"/>
+  <w:num w:numId="14">
+    <w:abstractNumId w:val="11"/>
   </w:num>
-  <w:num w:numId="10">
-    <w:abstractNumId w:val="6"/>
+  <w:num w:numId="15">
+    <w:abstractNumId w:val="14"/>
   </w:num>
-  <w:num w:numId="11">
-    <w:abstractNumId w:val="2"/>
+  <w:num w:numId="16">
+    <w:abstractNumId w:val="15"/>
   </w:num>
 </w:numbering>
 </file>
@@ -13116,7 +13806,7 @@
 </file>
 
 <file path=customXml/itemProps1.xml><?xml version="1.0" encoding="utf-8"?>
-<ds:datastoreItem xmlns:ds="http://schemas.openxmlformats.org/officeDocument/2006/customXml" ds:itemID="{143BFAE5-8EA4-4702-8787-C54D969F8B6E}">
+<ds:datastoreItem xmlns:ds="http://schemas.openxmlformats.org/officeDocument/2006/customXml" ds:itemID="{8A157A02-1908-47A4-A6BF-A1853F6EBF31}">
   <ds:schemaRefs>
     <ds:schemaRef ds:uri="http://schemas.openxmlformats.org/officeDocument/2006/bibliography"/>
   </ds:schemaRefs>

--- a/Books/RPG_Books/ThePrincessAndTheMurderHobo/Notes_ThePrincessAndTheMurderHobo.docx
+++ b/Books/RPG_Books/ThePrincessAndTheMurderHobo/Notes_ThePrincessAndTheMurderHobo.docx
@@ -114,7 +114,13 @@
         <w:t>,</w:t>
       </w:r>
       <w:r>
-        <w:t xml:space="preserve"> Vigilant (max 10X Perception, variable)</w:t>
+        <w:t xml:space="preserve"> Vigilant (max 1</w:t>
+      </w:r>
+      <w:r>
+        <w:t>2</w:t>
+      </w:r>
+      <w:r>
+        <w:t>X Perception, variable)</w:t>
       </w:r>
     </w:p>
     <w:p>
@@ -10971,7 +10977,7 @@
         <v:path o:extrusionok="f" gradientshapeok="t" o:connecttype="rect"/>
         <o:lock v:ext="edit" aspectratio="t"/>
       </v:shapetype>
-      <v:shape id="_x0000_i1110" type="#_x0000_t75" style="width:3in;height:3in;visibility:visible" o:bullet="t">
+      <v:shape id="_x0000_i1038" type="#_x0000_t75" style="width:3in;height:3in;visibility:visible" o:bullet="t">
         <v:imagedata r:id="rId1" o:title="MC900065312[1]"/>
       </v:shape>
     </w:pict>
@@ -13806,7 +13812,7 @@
 </file>
 
 <file path=customXml/itemProps1.xml><?xml version="1.0" encoding="utf-8"?>
-<ds:datastoreItem xmlns:ds="http://schemas.openxmlformats.org/officeDocument/2006/customXml" ds:itemID="{8A157A02-1908-47A4-A6BF-A1853F6EBF31}">
+<ds:datastoreItem xmlns:ds="http://schemas.openxmlformats.org/officeDocument/2006/customXml" ds:itemID="{D1DAF46D-33C5-436A-B9AD-F4EDF4D29622}">
   <ds:schemaRefs>
     <ds:schemaRef ds:uri="http://schemas.openxmlformats.org/officeDocument/2006/bibliography"/>
   </ds:schemaRefs>

--- a/Books/RPG_Books/ThePrincessAndTheMurderHobo/Notes_ThePrincessAndTheMurderHobo.docx
+++ b/Books/RPG_Books/ThePrincessAndTheMurderHobo/Notes_ThePrincessAndTheMurderHobo.docx
@@ -629,8 +629,9 @@
         <w:gridCol w:w="390"/>
         <w:gridCol w:w="1986"/>
         <w:gridCol w:w="2268"/>
-        <w:gridCol w:w="5535"/>
-        <w:gridCol w:w="1557"/>
+        <w:gridCol w:w="4395"/>
+        <w:gridCol w:w="4394"/>
+        <w:gridCol w:w="2268"/>
       </w:tblGrid>
       <w:tr>
         <w:trPr>
@@ -672,7 +673,7 @@
         </w:tc>
         <w:tc>
           <w:tcPr>
-            <w:tcW w:w="5535" w:type="dxa"/>
+            <w:tcW w:w="4395" w:type="dxa"/>
           </w:tcPr>
           <w:p>
             <w:pPr>
@@ -723,7 +724,72 @@
         </w:tc>
         <w:tc>
           <w:tcPr>
-            <w:tcW w:w="1557" w:type="dxa"/>
+            <w:tcW w:w="4394" w:type="dxa"/>
+          </w:tcPr>
+          <w:p>
+            <w:r>
+              <w:t>Soul-bound</w:t>
+            </w:r>
+          </w:p>
+          <w:p>
+            <w:pPr>
+              <w:pStyle w:val="ListParagraph"/>
+              <w:numPr>
+                <w:ilvl w:val="0"/>
+                <w:numId w:val="17"/>
+              </w:numPr>
+            </w:pPr>
+            <w:r>
+              <w:t>Soul space</w:t>
+            </w:r>
+          </w:p>
+          <w:p>
+            <w:pPr>
+              <w:pStyle w:val="ListParagraph"/>
+              <w:numPr>
+                <w:ilvl w:val="0"/>
+                <w:numId w:val="17"/>
+              </w:numPr>
+            </w:pPr>
+            <w:r>
+              <w:t>Debit card</w:t>
+            </w:r>
+          </w:p>
+          <w:p>
+            <w:pPr>
+              <w:pStyle w:val="ListParagraph"/>
+              <w:numPr>
+                <w:ilvl w:val="0"/>
+                <w:numId w:val="17"/>
+              </w:numPr>
+            </w:pPr>
+            <w:r>
+              <w:t>Wardroom – 2 slots</w:t>
+            </w:r>
+          </w:p>
+          <w:p>
+            <w:pPr>
+              <w:pStyle w:val="ListParagraph"/>
+              <w:numPr>
+                <w:ilvl w:val="0"/>
+                <w:numId w:val="17"/>
+              </w:numPr>
+            </w:pPr>
+            <w:r>
+              <w:t>Pair of Daggers</w:t>
+            </w:r>
+          </w:p>
+          <w:p/>
+          <w:p/>
+          <w:p>
+            <w:r>
+              <w:t>Fake storage ring</w:t>
+            </w:r>
+          </w:p>
+        </w:tc>
+        <w:tc>
+          <w:tcPr>
+            <w:tcW w:w="2268" w:type="dxa"/>
             <w:vMerge w:val="restart"/>
           </w:tcPr>
           <w:p>
@@ -766,7 +832,7 @@
         </w:tc>
         <w:tc>
           <w:tcPr>
-            <w:tcW w:w="5535" w:type="dxa"/>
+            <w:tcW w:w="4395" w:type="dxa"/>
           </w:tcPr>
           <w:p>
             <w:pPr>
@@ -796,7 +862,13 @@
         </w:tc>
         <w:tc>
           <w:tcPr>
-            <w:tcW w:w="1557" w:type="dxa"/>
+            <w:tcW w:w="4394" w:type="dxa"/>
+          </w:tcPr>
+          <w:p/>
+        </w:tc>
+        <w:tc>
+          <w:tcPr>
+            <w:tcW w:w="2268" w:type="dxa"/>
             <w:vMerge/>
           </w:tcPr>
           <w:p/>
@@ -864,7 +936,7 @@
         </w:tc>
         <w:tc>
           <w:tcPr>
-            <w:tcW w:w="5535" w:type="dxa"/>
+            <w:tcW w:w="4395" w:type="dxa"/>
             <w:tcBorders>
               <w:top w:val="nil"/>
             </w:tcBorders>
@@ -896,7 +968,13 @@
         </w:tc>
         <w:tc>
           <w:tcPr>
-            <w:tcW w:w="1557" w:type="dxa"/>
+            <w:tcW w:w="4394" w:type="dxa"/>
+          </w:tcPr>
+          <w:p/>
+        </w:tc>
+        <w:tc>
+          <w:tcPr>
+            <w:tcW w:w="2268" w:type="dxa"/>
             <w:vMerge/>
           </w:tcPr>
           <w:p/>
@@ -937,7 +1015,7 @@
         </w:tc>
         <w:tc>
           <w:tcPr>
-            <w:tcW w:w="5535" w:type="dxa"/>
+            <w:tcW w:w="4395" w:type="dxa"/>
           </w:tcPr>
           <w:p>
             <w:pPr>
@@ -969,7 +1047,13 @@
         </w:tc>
         <w:tc>
           <w:tcPr>
-            <w:tcW w:w="1557" w:type="dxa"/>
+            <w:tcW w:w="4394" w:type="dxa"/>
+          </w:tcPr>
+          <w:p/>
+        </w:tc>
+        <w:tc>
+          <w:tcPr>
+            <w:tcW w:w="2268" w:type="dxa"/>
             <w:vMerge/>
           </w:tcPr>
           <w:p/>
@@ -1008,7 +1092,7 @@
         </w:tc>
         <w:tc>
           <w:tcPr>
-            <w:tcW w:w="5535" w:type="dxa"/>
+            <w:tcW w:w="4395" w:type="dxa"/>
           </w:tcPr>
           <w:p>
             <w:pPr>
@@ -1031,16 +1115,19 @@
               </w:numPr>
             </w:pPr>
             <w:r>
-              <w:t>Fire w</w:t>
-            </w:r>
-            <w:r>
-              <w:t>izard</w:t>
-            </w:r>
-          </w:p>
-        </w:tc>
-        <w:tc>
-          <w:tcPr>
-            <w:tcW w:w="1557" w:type="dxa"/>
+              <w:t>Fire wizard</w:t>
+            </w:r>
+          </w:p>
+        </w:tc>
+        <w:tc>
+          <w:tcPr>
+            <w:tcW w:w="4394" w:type="dxa"/>
+          </w:tcPr>
+          <w:p/>
+        </w:tc>
+        <w:tc>
+          <w:tcPr>
+            <w:tcW w:w="2268" w:type="dxa"/>
             <w:vMerge/>
           </w:tcPr>
           <w:p/>
@@ -1092,7 +1179,7 @@
         </w:tc>
         <w:tc>
           <w:tcPr>
-            <w:tcW w:w="5535" w:type="dxa"/>
+            <w:tcW w:w="4395" w:type="dxa"/>
           </w:tcPr>
           <w:p>
             <w:pPr>
@@ -1130,7 +1217,13 @@
         </w:tc>
         <w:tc>
           <w:tcPr>
-            <w:tcW w:w="1557" w:type="dxa"/>
+            <w:tcW w:w="4394" w:type="dxa"/>
+          </w:tcPr>
+          <w:p/>
+        </w:tc>
+        <w:tc>
+          <w:tcPr>
+            <w:tcW w:w="2268" w:type="dxa"/>
             <w:vMerge/>
           </w:tcPr>
           <w:p/>
@@ -10977,7 +11070,7 @@
         <v:path o:extrusionok="f" gradientshapeok="t" o:connecttype="rect"/>
         <o:lock v:ext="edit" aspectratio="t"/>
       </v:shapetype>
-      <v:shape id="_x0000_i1038" type="#_x0000_t75" style="width:3in;height:3in;visibility:visible" o:bullet="t">
+      <v:shape id="_x0000_i1052" type="#_x0000_t75" style="width:3in;height:3in;visibility:visible" o:bullet="t">
         <v:imagedata r:id="rId1" o:title="MC900065312[1]"/>
       </v:shape>
     </w:pict>
@@ -12690,6 +12783,119 @@
     <w:nsid w:val="7D602D74"/>
     <w:multiLevelType w:val="hybridMultilevel"/>
     <w:tmpl w:val="031234C0"/>
+    <w:lvl w:ilvl="0" w:tplc="04090001">
+      <w:start w:val="1"/>
+      <w:numFmt w:val="bullet"/>
+      <w:lvlText w:val=""/>
+      <w:lvlJc w:val="left"/>
+      <w:pPr>
+        <w:ind w:left="360" w:hanging="360"/>
+      </w:pPr>
+      <w:rPr>
+        <w:rFonts w:ascii="Symbol" w:hAnsi="Symbol" w:hint="default"/>
+      </w:rPr>
+    </w:lvl>
+    <w:lvl w:ilvl="1" w:tplc="04090003" w:tentative="1">
+      <w:start w:val="1"/>
+      <w:numFmt w:val="bullet"/>
+      <w:lvlText w:val="o"/>
+      <w:lvlJc w:val="left"/>
+      <w:pPr>
+        <w:ind w:left="1080" w:hanging="360"/>
+      </w:pPr>
+      <w:rPr>
+        <w:rFonts w:ascii="Courier New" w:hAnsi="Courier New" w:cs="Courier New" w:hint="default"/>
+      </w:rPr>
+    </w:lvl>
+    <w:lvl w:ilvl="2" w:tplc="04090005" w:tentative="1">
+      <w:start w:val="1"/>
+      <w:numFmt w:val="bullet"/>
+      <w:lvlText w:val=""/>
+      <w:lvlJc w:val="left"/>
+      <w:pPr>
+        <w:ind w:left="1800" w:hanging="360"/>
+      </w:pPr>
+      <w:rPr>
+        <w:rFonts w:ascii="Wingdings" w:hAnsi="Wingdings" w:hint="default"/>
+      </w:rPr>
+    </w:lvl>
+    <w:lvl w:ilvl="3" w:tplc="04090001" w:tentative="1">
+      <w:start w:val="1"/>
+      <w:numFmt w:val="bullet"/>
+      <w:lvlText w:val=""/>
+      <w:lvlJc w:val="left"/>
+      <w:pPr>
+        <w:ind w:left="2520" w:hanging="360"/>
+      </w:pPr>
+      <w:rPr>
+        <w:rFonts w:ascii="Symbol" w:hAnsi="Symbol" w:hint="default"/>
+      </w:rPr>
+    </w:lvl>
+    <w:lvl w:ilvl="4" w:tplc="04090003" w:tentative="1">
+      <w:start w:val="1"/>
+      <w:numFmt w:val="bullet"/>
+      <w:lvlText w:val="o"/>
+      <w:lvlJc w:val="left"/>
+      <w:pPr>
+        <w:ind w:left="3240" w:hanging="360"/>
+      </w:pPr>
+      <w:rPr>
+        <w:rFonts w:ascii="Courier New" w:hAnsi="Courier New" w:cs="Courier New" w:hint="default"/>
+      </w:rPr>
+    </w:lvl>
+    <w:lvl w:ilvl="5" w:tplc="04090005" w:tentative="1">
+      <w:start w:val="1"/>
+      <w:numFmt w:val="bullet"/>
+      <w:lvlText w:val=""/>
+      <w:lvlJc w:val="left"/>
+      <w:pPr>
+        <w:ind w:left="3960" w:hanging="360"/>
+      </w:pPr>
+      <w:rPr>
+        <w:rFonts w:ascii="Wingdings" w:hAnsi="Wingdings" w:hint="default"/>
+      </w:rPr>
+    </w:lvl>
+    <w:lvl w:ilvl="6" w:tplc="04090001" w:tentative="1">
+      <w:start w:val="1"/>
+      <w:numFmt w:val="bullet"/>
+      <w:lvlText w:val=""/>
+      <w:lvlJc w:val="left"/>
+      <w:pPr>
+        <w:ind w:left="4680" w:hanging="360"/>
+      </w:pPr>
+      <w:rPr>
+        <w:rFonts w:ascii="Symbol" w:hAnsi="Symbol" w:hint="default"/>
+      </w:rPr>
+    </w:lvl>
+    <w:lvl w:ilvl="7" w:tplc="04090003" w:tentative="1">
+      <w:start w:val="1"/>
+      <w:numFmt w:val="bullet"/>
+      <w:lvlText w:val="o"/>
+      <w:lvlJc w:val="left"/>
+      <w:pPr>
+        <w:ind w:left="5400" w:hanging="360"/>
+      </w:pPr>
+      <w:rPr>
+        <w:rFonts w:ascii="Courier New" w:hAnsi="Courier New" w:cs="Courier New" w:hint="default"/>
+      </w:rPr>
+    </w:lvl>
+    <w:lvl w:ilvl="8" w:tplc="04090005" w:tentative="1">
+      <w:start w:val="1"/>
+      <w:numFmt w:val="bullet"/>
+      <w:lvlText w:val=""/>
+      <w:lvlJc w:val="left"/>
+      <w:pPr>
+        <w:ind w:left="6120" w:hanging="360"/>
+      </w:pPr>
+      <w:rPr>
+        <w:rFonts w:ascii="Wingdings" w:hAnsi="Wingdings" w:hint="default"/>
+      </w:rPr>
+    </w:lvl>
+  </w:abstractNum>
+  <w:abstractNum w:abstractNumId="16">
+    <w:nsid w:val="7FFB08E9"/>
+    <w:multiLevelType w:val="hybridMultilevel"/>
+    <w:tmpl w:val="0C8498EC"/>
     <w:lvl w:ilvl="0" w:tplc="04090001">
       <w:start w:val="1"/>
       <w:numFmt w:val="bullet"/>
@@ -12846,6 +13052,9 @@
   </w:num>
   <w:num w:numId="16">
     <w:abstractNumId w:val="15"/>
+  </w:num>
+  <w:num w:numId="17">
+    <w:abstractNumId w:val="16"/>
   </w:num>
 </w:numbering>
 </file>
@@ -13812,7 +14021,7 @@
 </file>
 
 <file path=customXml/itemProps1.xml><?xml version="1.0" encoding="utf-8"?>
-<ds:datastoreItem xmlns:ds="http://schemas.openxmlformats.org/officeDocument/2006/customXml" ds:itemID="{D1DAF46D-33C5-436A-B9AD-F4EDF4D29622}">
+<ds:datastoreItem xmlns:ds="http://schemas.openxmlformats.org/officeDocument/2006/customXml" ds:itemID="{2DD92F14-926F-4348-93F9-A0805464B0B1}">
   <ds:schemaRefs>
     <ds:schemaRef ds:uri="http://schemas.openxmlformats.org/officeDocument/2006/bibliography"/>
   </ds:schemaRefs>

--- a/Books/RPG_Books/ThePrincessAndTheMurderHobo/Notes_ThePrincessAndTheMurderHobo.docx
+++ b/Books/RPG_Books/ThePrincessAndTheMurderHobo/Notes_ThePrincessAndTheMurderHobo.docx
@@ -738,9 +738,18 @@
                 <w:ilvl w:val="0"/>
                 <w:numId w:val="17"/>
               </w:numPr>
-            </w:pPr>
-            <w:r>
-              <w:t>Soul space</w:t>
+              <w:spacing w:after="200" w:line="276" w:lineRule="auto"/>
+            </w:pPr>
+            <w:r>
+              <w:t>Debit card</w:t>
+            </w:r>
+          </w:p>
+          <w:p>
+            <w:r>
+              <w:t>Soul-bound</w:t>
+            </w:r>
+            <w:r>
+              <w:t xml:space="preserve"> - Soul-bound</w:t>
             </w:r>
           </w:p>
           <w:p>
@@ -752,7 +761,7 @@
               </w:numPr>
             </w:pPr>
             <w:r>
-              <w:t>Debit card</w:t>
+              <w:t>Soul space</w:t>
             </w:r>
           </w:p>
           <w:p>
@@ -780,7 +789,6 @@
             </w:r>
           </w:p>
           <w:p/>
-          <w:p/>
           <w:p>
             <w:r>
               <w:t>Fake storage ring</w:t>
@@ -806,6 +814,7 @@
           </w:tcPr>
           <w:p>
             <w:r>
+              <w:lastRenderedPageBreak/>
               <w:t>F</w:t>
             </w:r>
           </w:p>
@@ -855,7 +864,6 @@
               </w:numPr>
             </w:pPr>
             <w:r>
-              <w:lastRenderedPageBreak/>
               <w:t>Healer and a fighter</w:t>
             </w:r>
           </w:p>
@@ -884,7 +892,6 @@
           </w:tcPr>
           <w:p>
             <w:r>
-              <w:lastRenderedPageBreak/>
               <w:t>M</w:t>
             </w:r>
           </w:p>
@@ -11070,7 +11077,7 @@
         <v:path o:extrusionok="f" gradientshapeok="t" o:connecttype="rect"/>
         <o:lock v:ext="edit" aspectratio="t"/>
       </v:shapetype>
-      <v:shape id="_x0000_i1052" type="#_x0000_t75" style="width:3in;height:3in;visibility:visible" o:bullet="t">
+      <v:shape id="_x0000_i1027" type="#_x0000_t75" style="width:3in;height:3in;visibility:visible" o:bullet="t">
         <v:imagedata r:id="rId1" o:title="MC900065312[1]"/>
       </v:shape>
     </w:pict>
@@ -13244,7 +13251,6 @@
   <w:style w:type="character" w:default="1" w:styleId="DefaultParagraphFont">
     <w:name w:val="Default Paragraph Font"/>
     <w:uiPriority w:val="1"/>
-    <w:semiHidden/>
     <w:unhideWhenUsed/>
   </w:style>
   <w:style w:type="table" w:default="1" w:styleId="TableNormal">
@@ -14021,7 +14027,7 @@
 </file>
 
 <file path=customXml/itemProps1.xml><?xml version="1.0" encoding="utf-8"?>
-<ds:datastoreItem xmlns:ds="http://schemas.openxmlformats.org/officeDocument/2006/customXml" ds:itemID="{2DD92F14-926F-4348-93F9-A0805464B0B1}">
+<ds:datastoreItem xmlns:ds="http://schemas.openxmlformats.org/officeDocument/2006/customXml" ds:itemID="{B01168E5-9B64-471A-B628-6967A160698F}">
   <ds:schemaRefs>
     <ds:schemaRef ds:uri="http://schemas.openxmlformats.org/officeDocument/2006/bibliography"/>
   </ds:schemaRefs>
